--- a/TestWord_1/F_ТИПОВИЙ ДОГОВІР ПРЕДСТАВНИК ГО УААСП.docx
+++ b/TestWord_1/F_ТИПОВИЙ ДОГОВІР ПРЕДСТАВНИК ГО УААСП.docx
@@ -59,6 +59,7 @@
           <w15:appearance w15:val="tags"/>
           <w:text/>
         </w:sdtPr>
+        <w:sdtEndPr/>
         <w:sdtContent>
           <w:r>
             <w:rPr>
@@ -146,6 +147,7 @@
           <w15:appearance w15:val="tags"/>
           <w:text/>
         </w:sdtPr>
+        <w:sdtEndPr/>
         <w:sdtContent>
           <w:r>
             <w:rPr>
@@ -338,6 +340,7 @@
           <w15:appearance w15:val="tags"/>
           <w:text/>
         </w:sdtPr>
+        <w:sdtEndPr/>
         <w:sdtContent>
           <w:r>
             <w:rPr>
@@ -388,6 +391,7 @@
           <w15:appearance w15:val="tags"/>
           <w:text/>
         </w:sdtPr>
+        <w:sdtEndPr/>
         <w:sdtContent>
           <w:r>
             <w:rPr>
@@ -419,6 +423,7 @@
           <w15:appearance w15:val="tags"/>
           <w:text/>
         </w:sdtPr>
+        <w:sdtEndPr/>
         <w:sdtContent>
           <w:r>
             <w:rPr>
@@ -450,6 +455,7 @@
           <w15:appearance w15:val="tags"/>
           <w:text/>
         </w:sdtPr>
+        <w:sdtEndPr/>
         <w:sdtContent>
           <w:r>
             <w:rPr>
@@ -493,6 +499,7 @@
           <w15:appearance w15:val="tags"/>
           <w:text/>
         </w:sdtPr>
+        <w:sdtEndPr/>
         <w:sdtContent>
           <w:r>
             <w:rPr>
@@ -524,6 +531,7 @@
           <w15:appearance w15:val="tags"/>
           <w:text/>
         </w:sdtPr>
+        <w:sdtEndPr/>
         <w:sdtContent>
           <w:r>
             <w:rPr>
@@ -825,6 +833,7 @@
           <w15:appearance w15:val="tags"/>
           <w:text/>
         </w:sdtPr>
+        <w:sdtEndPr/>
         <w:sdtContent>
           <w:r>
             <w:rPr>
@@ -862,6 +871,7 @@
           <w15:appearance w15:val="tags"/>
           <w:text/>
         </w:sdtPr>
+        <w:sdtEndPr/>
         <w:sdtContent>
           <w:r>
             <w:rPr>
@@ -2005,6 +2015,7 @@
           <w15:appearance w15:val="tags"/>
           <w:text/>
         </w:sdtPr>
+        <w:sdtEndPr/>
         <w:sdtContent>
           <w:r>
             <w:rPr>
@@ -2036,6 +2047,7 @@
           <w15:appearance w15:val="tags"/>
           <w:text/>
         </w:sdtPr>
+        <w:sdtEndPr/>
         <w:sdtContent>
           <w:r>
             <w:rPr>
@@ -2046,6 +2058,11 @@
           </w:r>
         </w:sdtContent>
       </w:sdt>
+      <w:r>
+        <w:t xml:space="preserve"> </w:t>
+      </w:r>
+      <w:bookmarkStart w:id="0" w:name="_GoBack"/>
+      <w:bookmarkEnd w:id="0"/>
       <w:r>
         <w:rPr>
           <w:lang w:val="uk-UA"/>
@@ -2208,6 +2225,7 @@
           <w15:appearance w15:val="tags"/>
           <w:text/>
         </w:sdtPr>
+        <w:sdtEndPr/>
         <w:sdtContent>
           <w:r>
             <w:rPr>
@@ -2239,6 +2257,7 @@
           <w15:appearance w15:val="tags"/>
           <w:text/>
         </w:sdtPr>
+        <w:sdtEndPr/>
         <w:sdtContent>
           <w:r>
             <w:rPr>
@@ -2337,8 +2356,8 @@
           <w:rPr>
             <w:lang w:val="uk-UA"/>
           </w:rPr>
-          <w:alias w:val="pfMonthRate"/>
-          <w:tag w:val="pfMonthRate"/>
+          <w:alias w:val="pfFirstRate"/>
+          <w:tag w:val="pfFirstRate"/>
           <w:id w:val="-2058849077"/>
           <w:placeholder>
             <w:docPart w:val="DefaultPlaceholder_-1854013440"/>
@@ -2347,6 +2366,7 @@
           <w15:appearance w15:val="tags"/>
           <w:text/>
         </w:sdtPr>
+        <w:sdtEndPr/>
         <w:sdtContent>
           <w:r>
             <w:rPr>
@@ -2374,8 +2394,8 @@
       </w:r>
       <w:sdt>
         <w:sdtPr>
-          <w:alias w:val="pfMonthRateText"/>
-          <w:tag w:val="pfMonthRateText"/>
+          <w:alias w:val="pfFirstRateText"/>
+          <w:tag w:val="pfFirstRateText"/>
           <w:id w:val="-411314663"/>
           <w:placeholder>
             <w:docPart w:val="DefaultPlaceholder_-1854013440"/>
@@ -2384,6 +2404,7 @@
           <w15:appearance w15:val="tags"/>
           <w:text/>
         </w:sdtPr>
+        <w:sdtEndPr/>
         <w:sdtContent>
           <w:r>
             <w:rPr>
@@ -2933,6 +2954,7 @@
           <w15:appearance w15:val="tags"/>
           <w:text/>
         </w:sdtPr>
+        <w:sdtEndPr/>
         <w:sdtContent>
           <w:r>
             <w:rPr>
@@ -4230,6 +4252,7 @@
               <w15:appearance w15:val="tags"/>
               <w:text/>
             </w:sdtPr>
+            <w:sdtEndPr/>
             <w:sdtContent>
               <w:p>
                 <w:pPr>
@@ -4308,6 +4331,7 @@
                 <w15:appearance w15:val="tags"/>
                 <w:text/>
               </w:sdtPr>
+              <w:sdtEndPr/>
               <w:sdtContent>
                 <w:r>
                   <w:rPr>
@@ -4385,6 +4409,7 @@
                 <w15:appearance w15:val="tags"/>
                 <w:text/>
               </w:sdtPr>
+              <w:sdtEndPr/>
               <w:sdtContent>
                 <w:r>
                   <w:rPr>
@@ -4438,6 +4463,7 @@
                 <w15:appearance w15:val="tags"/>
                 <w:text/>
               </w:sdtPr>
+              <w:sdtEndPr/>
               <w:sdtContent>
                 <w:r>
                   <w:rPr>
@@ -4499,6 +4525,7 @@
                 <w15:appearance w15:val="tags"/>
                 <w:text/>
               </w:sdtPr>
+              <w:sdtEndPr/>
               <w:sdtContent>
                 <w:r>
                   <w:rPr>
@@ -4595,6 +4622,7 @@
                 <w15:appearance w15:val="tags"/>
                 <w:text/>
               </w:sdtPr>
+              <w:sdtEndPr/>
               <w:sdtContent>
                 <w:r>
                   <w:rPr>
@@ -4648,6 +4676,7 @@
                 <w15:appearance w15:val="tags"/>
                 <w:text/>
               </w:sdtPr>
+              <w:sdtEndPr/>
               <w:sdtContent>
                 <w:r>
                   <w:rPr>
@@ -4693,6 +4722,7 @@
                 <w15:appearance w15:val="tags"/>
                 <w:text/>
               </w:sdtPr>
+              <w:sdtEndPr/>
               <w:sdtContent>
                 <w:r>
                   <w:rPr>
@@ -4746,6 +4776,7 @@
                 <w15:appearance w15:val="tags"/>
                 <w:text/>
               </w:sdtPr>
+              <w:sdtEndPr/>
               <w:sdtContent>
                 <w:r>
                   <w:rPr>
@@ -4825,6 +4856,7 @@
                 <w15:appearance w15:val="tags"/>
                 <w:text/>
               </w:sdtPr>
+              <w:sdtEndPr/>
               <w:sdtContent>
                 <w:r>
                   <w:rPr>
@@ -4889,8 +4921,6 @@
                 <w:lang w:val="uk-UA"/>
               </w:rPr>
             </w:pPr>
-            <w:bookmarkStart w:id="0" w:name="_GoBack"/>
-            <w:bookmarkEnd w:id="0"/>
             <w:r>
               <w:rPr>
                 <w:sz w:val="16"/>
@@ -9209,7 +9239,9 @@
   </w:compat>
   <w:rsids>
     <w:rsidRoot w:val="00B52DFC"/>
+    <w:rsid w:val="00285984"/>
     <w:rsid w:val="00B52DFC"/>
+    <w:rsid w:val="00C311FB"/>
   </w:rsids>
   <m:mathPr>
     <m:mathFont m:val="Cambria Math"/>
